--- a/教師樣板.docx
+++ b/教師樣板.docx
@@ -470,16 +470,7 @@
                 <w:color w:val="000000"/>
                 <w:lang w:eastAsia="zh-TW"/>
               </w:rPr>
-              <w:t>{{TOTAL</w:t>
-            </w:r>
-            <w:proofErr w:type="gramStart"/>
-            <w:r>
-              <w:rPr>
-                <w:rFonts w:ascii="標楷體" w:eastAsia="標楷體" w:hAnsi="標楷體" w:cs="Times New Roman"/>
-                <w:color w:val="000000"/>
-                <w:lang w:eastAsia="zh-TW"/>
-              </w:rPr>
-              <w:t>}}</w:t>
+              <w:t>{{TOTAL}}</w:t>
             </w:r>
             <w:r>
               <w:rPr>
@@ -495,7 +486,6 @@
               </w:rPr>
               <w:t>小</w:t>
             </w:r>
-            <w:proofErr w:type="gramEnd"/>
             <w:r>
               <w:rPr>
                 <w:rFonts w:ascii="標楷體" w:eastAsia="標楷體" w:hAnsi="標楷體" w:cs="SimSun"/>
@@ -3390,31 +3380,7 @@
                 <w:szCs w:val="26"/>
                 <w:lang w:eastAsia="zh-TW"/>
               </w:rPr>
-              <w:t>0</w:t>
-            </w:r>
-            <w:proofErr w:type="gramStart"/>
-            <w:r>
-              <w:rPr>
-                <w:rFonts w:ascii="標楷體" w:eastAsia="標楷體" w:hAnsi="標楷體" w:cs="Times New Roman"/>
-                <w:color w:val="000000"/>
-                <w:spacing w:val="-11"/>
-                <w:sz w:val="26"/>
-                <w:szCs w:val="26"/>
-                <w:lang w:eastAsia="zh-TW"/>
-              </w:rPr>
-              <w:t>—</w:t>
-            </w:r>
-            <w:proofErr w:type="gramEnd"/>
-            <w:r>
-              <w:rPr>
-                <w:rFonts w:ascii="標楷體" w:eastAsia="標楷體" w:hAnsi="標楷體" w:cs="Times New Roman"/>
-                <w:color w:val="000000"/>
-                <w:spacing w:val="-11"/>
-                <w:sz w:val="26"/>
-                <w:szCs w:val="26"/>
-                <w:lang w:eastAsia="zh-TW"/>
-              </w:rPr>
-              <w:t>12</w:t>
+              <w:t>0—12</w:t>
             </w:r>
             <w:r>
               <w:rPr>
@@ -3540,31 +3506,7 @@
                 <w:szCs w:val="26"/>
                 <w:lang w:eastAsia="zh-TW"/>
               </w:rPr>
-              <w:t>30</w:t>
-            </w:r>
-            <w:proofErr w:type="gramStart"/>
-            <w:r>
-              <w:rPr>
-                <w:rFonts w:ascii="標楷體" w:eastAsia="標楷體" w:hAnsi="標楷體" w:cs="Times New Roman"/>
-                <w:color w:val="000000"/>
-                <w:spacing w:val="-11"/>
-                <w:sz w:val="26"/>
-                <w:szCs w:val="26"/>
-                <w:lang w:eastAsia="zh-TW"/>
-              </w:rPr>
-              <w:t>—</w:t>
-            </w:r>
-            <w:proofErr w:type="gramEnd"/>
-            <w:r>
-              <w:rPr>
-                <w:rFonts w:ascii="標楷體" w:eastAsia="標楷體" w:hAnsi="標楷體" w:cs="Times New Roman"/>
-                <w:color w:val="000000"/>
-                <w:spacing w:val="-11"/>
-                <w:sz w:val="26"/>
-                <w:szCs w:val="26"/>
-                <w:lang w:eastAsia="zh-TW"/>
-              </w:rPr>
-              <w:t>12</w:t>
+              <w:t>30—12</w:t>
             </w:r>
             <w:r>
               <w:rPr>
@@ -4708,31 +4650,7 @@
                 <w:szCs w:val="26"/>
                 <w:lang w:eastAsia="zh-TW"/>
               </w:rPr>
-              <w:t>0</w:t>
-            </w:r>
-            <w:proofErr w:type="gramStart"/>
-            <w:r>
-              <w:rPr>
-                <w:rFonts w:ascii="標楷體" w:eastAsia="標楷體" w:hAnsi="標楷體" w:cs="Times New Roman"/>
-                <w:color w:val="000000"/>
-                <w:spacing w:val="-11"/>
-                <w:sz w:val="26"/>
-                <w:szCs w:val="26"/>
-                <w:lang w:eastAsia="zh-TW"/>
-              </w:rPr>
-              <w:t>—</w:t>
-            </w:r>
-            <w:proofErr w:type="gramEnd"/>
-            <w:r>
-              <w:rPr>
-                <w:rFonts w:ascii="標楷體" w:eastAsia="標楷體" w:hAnsi="標楷體" w:cs="Times New Roman"/>
-                <w:color w:val="000000"/>
-                <w:spacing w:val="-11"/>
-                <w:sz w:val="26"/>
-                <w:szCs w:val="26"/>
-                <w:lang w:eastAsia="zh-TW"/>
-              </w:rPr>
-              <w:t>1</w:t>
+              <w:t>0—1</w:t>
             </w:r>
             <w:r>
               <w:rPr>
@@ -5866,7 +5784,6 @@
               </w:rPr>
               <w:t xml:space="preserve"> </w:t>
             </w:r>
-            <w:proofErr w:type="gramStart"/>
             <w:r>
               <w:rPr>
                 <w:rFonts w:ascii="標楷體" w:eastAsia="標楷體" w:hAnsi="標楷體" w:cs="SimSun"/>
@@ -5878,7 +5795,6 @@
               </w:rPr>
               <w:t>註</w:t>
             </w:r>
-            <w:proofErr w:type="gramEnd"/>
           </w:p>
         </w:tc>
         <w:tc>
@@ -5901,6 +5817,13 @@
                 <w:lang w:eastAsia="zh-TW"/>
               </w:rPr>
             </w:pPr>
+            <w:r>
+              <w:rPr>
+                <w:rFonts w:ascii="標楷體" w:eastAsia="標楷體" w:hAnsi="標楷體"/>
+                <w:lang w:eastAsia="zh-TW"/>
+              </w:rPr>
+              <w:t>{{DUTY_NOTES}}</w:t>
+            </w:r>
           </w:p>
         </w:tc>
       </w:tr>

--- a/教師樣板.docx
+++ b/教師樣板.docx
@@ -5,7 +5,7 @@
     <w:tbl>
       <w:tblPr>
         <w:tblW w:w="9995" w:type="dxa"/>
-        <w:tblInd w:w="-30" w:type="dxa"/>
+        <w:jc w:val="center"/>
         <w:tblBorders>
           <w:top w:val="single" w:sz="24" w:space="0" w:color="000000"/>
           <w:left w:val="single" w:sz="24" w:space="0" w:color="000000"/>
@@ -36,6 +36,7 @@
       <w:tr>
         <w:trPr>
           <w:trHeight w:hRule="exact" w:val="787"/>
+          <w:jc w:val="center"/>
         </w:trPr>
         <w:tc>
           <w:tcPr>
@@ -148,6 +149,7 @@
       <w:tr>
         <w:trPr>
           <w:trHeight w:hRule="exact" w:val="736"/>
+          <w:jc w:val="center"/>
         </w:trPr>
         <w:tc>
           <w:tcPr>
@@ -506,6 +508,7 @@
       <w:tr>
         <w:trPr>
           <w:trHeight w:hRule="exact" w:val="895"/>
+          <w:jc w:val="center"/>
         </w:trPr>
         <w:tc>
           <w:tcPr>
@@ -724,6 +727,7 @@
       <w:tr>
         <w:trPr>
           <w:trHeight w:hRule="exact" w:val="510"/>
+          <w:jc w:val="center"/>
         </w:trPr>
         <w:tc>
           <w:tcPr>
@@ -855,6 +859,7 @@
       <w:tr>
         <w:trPr>
           <w:trHeight w:hRule="exact" w:val="510"/>
+          <w:jc w:val="center"/>
         </w:trPr>
         <w:tc>
           <w:tcPr>
@@ -1023,6 +1028,7 @@
       <w:tr>
         <w:trPr>
           <w:trHeight w:hRule="exact" w:val="1135"/>
+          <w:jc w:val="center"/>
         </w:trPr>
         <w:tc>
           <w:tcPr>
@@ -1427,6 +1433,7 @@
       <w:tr>
         <w:trPr>
           <w:trHeight w:hRule="exact" w:val="1132"/>
+          <w:jc w:val="center"/>
         </w:trPr>
         <w:tc>
           <w:tcPr>
@@ -1956,6 +1963,7 @@
       <w:tr>
         <w:trPr>
           <w:trHeight w:hRule="exact" w:val="523"/>
+          <w:jc w:val="center"/>
         </w:trPr>
         <w:tc>
           <w:tcPr>
@@ -2250,6 +2258,7 @@
       <w:tr>
         <w:trPr>
           <w:trHeight w:hRule="exact" w:val="1132"/>
+          <w:jc w:val="center"/>
         </w:trPr>
         <w:tc>
           <w:tcPr>
@@ -2778,6 +2787,7 @@
       <w:tr>
         <w:trPr>
           <w:trHeight w:hRule="exact" w:val="1135"/>
+          <w:jc w:val="center"/>
         </w:trPr>
         <w:tc>
           <w:tcPr>
@@ -3309,6 +3319,7 @@
       <w:tr>
         <w:trPr>
           <w:trHeight w:val="510"/>
+          <w:jc w:val="center"/>
         </w:trPr>
         <w:tc>
           <w:tcPr>
@@ -3442,6 +3453,7 @@
       <w:tr>
         <w:trPr>
           <w:trHeight w:val="510"/>
+          <w:jc w:val="center"/>
         </w:trPr>
         <w:tc>
           <w:tcPr>
@@ -3569,6 +3581,7 @@
       <w:tr>
         <w:trPr>
           <w:trHeight w:val="1134"/>
+          <w:jc w:val="center"/>
         </w:trPr>
         <w:tc>
           <w:tcPr>
@@ -4080,6 +4093,7 @@
       <w:tr>
         <w:trPr>
           <w:trHeight w:val="1134"/>
+          <w:jc w:val="center"/>
         </w:trPr>
         <w:tc>
           <w:tcPr>
@@ -4591,6 +4605,7 @@
       <w:tr>
         <w:trPr>
           <w:trHeight w:val="510"/>
+          <w:jc w:val="center"/>
         </w:trPr>
         <w:tc>
           <w:tcPr>
@@ -4720,6 +4735,7 @@
       <w:tr>
         <w:trPr>
           <w:trHeight w:val="1134"/>
+          <w:jc w:val="center"/>
         </w:trPr>
         <w:tc>
           <w:tcPr>
@@ -5230,6 +5246,7 @@
       <w:tr>
         <w:trPr>
           <w:trHeight w:val="1134"/>
+          <w:jc w:val="center"/>
         </w:trPr>
         <w:tc>
           <w:tcPr>
@@ -5746,6 +5763,7 @@
       <w:tr>
         <w:trPr>
           <w:trHeight w:val="765"/>
+          <w:jc w:val="center"/>
         </w:trPr>
         <w:tc>
           <w:tcPr>
